--- a/templates/04_nutricao/06_orientacoes_nutricionais.docx
+++ b/templates/04_nutricao/06_orientacoes_nutricionais.docx
@@ -16,21 +16,605 @@
           <w:sz w:val="32"/>
           <w:szCs w:val="32"/>
         </w:rPr>
-        <w:t xml:space="preserve">ORIENTACOES NUTRICIONAIS</w:t>
-      </w:r>
-    </w:p>
-    <w:p>
-      <w:pPr>
-        <w:spacing w:after="100" w:before="100"/>
-      </w:pPr>
-      <w:r>
-        <w:rPr>
-          <w:rFonts w:ascii="Arial" w:cs="Arial" w:eastAsia="Arial" w:hAnsi="Arial"/>
-          <w:color w:val="111827"/>
-          <w:sz w:val="20"/>
-          <w:szCs w:val="20"/>
-        </w:rPr>
-        <w:t xml:space="preserve">Template de nutrição para: Orientacoes Nutricionais.</w:t>
+        <w:t xml:space="preserve">ORIENTAÇÕES NUTRICIONAIS BÁSICAS</w:t>
+      </w:r>
+    </w:p>
+    <w:p>
+      <w:pPr>
+        <w:spacing w:after="100" w:before="100"/>
+        <w:ind w:left="400"/>
+      </w:pPr>
+      <w:r>
+        <w:rPr>
+          <w:rFonts w:ascii="Arial" w:cs="Arial" w:eastAsia="Arial" w:hAnsi="Arial"/>
+          <w:b/>
+          <w:bCs/>
+          <w:color w:val="2D6A4F"/>
+          <w:sz w:val="20"/>
+          <w:szCs w:val="20"/>
+        </w:rPr>
+        <w:t xml:space="preserve">PACIENTE: </w:t>
+      </w:r>
+      <w:r>
+        <w:rPr>
+          <w:rFonts w:ascii="Arial" w:cs="Arial" w:eastAsia="Arial" w:hAnsi="Arial"/>
+          <w:i/>
+          <w:iCs/>
+          <w:color w:val="6B7280"/>
+          <w:sz w:val="20"/>
+          <w:szCs w:val="20"/>
+        </w:rPr>
+        <w:t xml:space="preserve">[NOME COMPLETO]</w:t>
+      </w:r>
+    </w:p>
+    <w:p>
+      <w:pPr>
+        <w:spacing w:after="100" w:before="100"/>
+        <w:ind w:left="400"/>
+      </w:pPr>
+      <w:r>
+        <w:rPr>
+          <w:rFonts w:ascii="Arial" w:cs="Arial" w:eastAsia="Arial" w:hAnsi="Arial"/>
+          <w:b/>
+          <w:bCs/>
+          <w:color w:val="2D6A4F"/>
+          <w:sz w:val="20"/>
+          <w:szCs w:val="20"/>
+        </w:rPr>
+        <w:t xml:space="preserve">DATA DA EMISSÃO: </w:t>
+      </w:r>
+      <w:r>
+        <w:rPr>
+          <w:rFonts w:ascii="Arial" w:cs="Arial" w:eastAsia="Arial" w:hAnsi="Arial"/>
+          <w:i/>
+          <w:iCs/>
+          <w:color w:val="6B7280"/>
+          <w:sz w:val="20"/>
+          <w:szCs w:val="20"/>
+        </w:rPr>
+        <w:t xml:space="preserve">[DIA] CONFORME EMISSÃO [MÊS DE 2026]</w:t>
+      </w:r>
+    </w:p>
+    <w:p>
+      <w:pPr>
+        <w:spacing w:after="100" w:before="100"/>
+      </w:pPr>
+      <w:r>
+        <w:rPr>
+          <w:rFonts w:ascii="Arial" w:cs="Arial" w:eastAsia="Arial" w:hAnsi="Arial"/>
+          <w:color w:val="111827"/>
+          <w:sz w:val="20"/>
+          <w:szCs w:val="20"/>
+        </w:rPr>
+        <w:t xml:space="preserve">---</w:t>
+      </w:r>
+    </w:p>
+    <w:p>
+      <w:pPr>
+        <w:spacing w:after="100" w:before="100"/>
+      </w:pPr>
+      <w:r>
+        <w:rPr>
+          <w:rFonts w:ascii="Arial" w:cs="Arial" w:eastAsia="Arial" w:hAnsi="Arial"/>
+          <w:color w:val="111827"/>
+          <w:sz w:val="20"/>
+          <w:szCs w:val="20"/>
+        </w:rPr>
+        <w:t xml:space="preserve">&gt; [!CAUTION]</w:t>
+      </w:r>
+    </w:p>
+    <w:p>
+      <w:pPr>
+        <w:spacing w:after="100" w:before="100"/>
+      </w:pPr>
+      <w:r>
+        <w:rPr>
+          <w:rFonts w:ascii="Arial" w:cs="Arial" w:eastAsia="Arial" w:hAnsi="Arial"/>
+          <w:color w:val="111827"/>
+          <w:sz w:val="20"/>
+          <w:szCs w:val="20"/>
+        </w:rPr>
+        <w:t xml:space="preserve">&gt; **Aviso Importante:** Este documento não substitui a orientação de um nutricionista ou médico. Consulte sempre um profissional antes de iniciar qualquer plano alimentar.</w:t>
+      </w:r>
+    </w:p>
+    <w:p>
+      <w:pPr>
+        <w:spacing w:after="100" w:before="100"/>
+      </w:pPr>
+      <w:r>
+        <w:rPr>
+          <w:rFonts w:ascii="Arial" w:cs="Arial" w:eastAsia="Arial" w:hAnsi="Arial"/>
+          <w:color w:val="111827"/>
+          <w:sz w:val="20"/>
+          <w:szCs w:val="20"/>
+        </w:rPr>
+        <w:t xml:space="preserve">---</w:t>
+      </w:r>
+    </w:p>
+    <w:p>
+      <w:pPr>
+        <w:pBdr>
+          <w:bottom w:val="single" w:color="40916C" w:sz="1"/>
+        </w:pBdr>
+        <w:spacing w:after="150" w:before="300"/>
+      </w:pPr>
+      <w:r>
+        <w:rPr>
+          <w:rFonts w:ascii="Arial" w:cs="Arial" w:eastAsia="Arial" w:hAnsi="Arial"/>
+          <w:b/>
+          <w:bCs/>
+          <w:color w:val="2D6A4F"/>
+          <w:sz w:val="24"/>
+          <w:szCs w:val="24"/>
+        </w:rPr>
+        <w:t xml:space="preserve">1. REGRAS DE OURO PARA UMA BOA ALIMENTAÇÃO</w:t>
+      </w:r>
+    </w:p>
+    <w:p>
+      <w:pPr>
+        <w:spacing w:after="50" w:before="50"/>
+        <w:ind w:left="400" w:hanging="200"/>
+      </w:pPr>
+      <w:r>
+        <w:rPr>
+          <w:rFonts w:ascii="Arial" w:cs="Arial" w:eastAsia="Arial" w:hAnsi="Arial"/>
+          <w:b/>
+          <w:bCs/>
+          <w:color w:val="40916C"/>
+          <w:sz w:val="20"/>
+          <w:szCs w:val="20"/>
+        </w:rPr>
+        <w:t xml:space="preserve">● </w:t>
+      </w:r>
+      <w:r>
+        <w:rPr>
+          <w:rFonts w:ascii="Arial" w:cs="Arial" w:eastAsia="Arial" w:hAnsi="Arial"/>
+          <w:color w:val="111827"/>
+          <w:sz w:val="20"/>
+          <w:szCs w:val="20"/>
+        </w:rPr>
+        <w:t xml:space="preserve">**Coma Comida de Verdade:** Descasque mais e desembale menos. Priorize alimentos naturais e minimamente processados.</w:t>
+      </w:r>
+    </w:p>
+    <w:p>
+      <w:pPr>
+        <w:spacing w:after="50" w:before="50"/>
+        <w:ind w:left="400" w:hanging="200"/>
+      </w:pPr>
+      <w:r>
+        <w:rPr>
+          <w:rFonts w:ascii="Arial" w:cs="Arial" w:eastAsia="Arial" w:hAnsi="Arial"/>
+          <w:b/>
+          <w:bCs/>
+          <w:color w:val="40916C"/>
+          <w:sz w:val="20"/>
+          <w:szCs w:val="20"/>
+        </w:rPr>
+        <w:t xml:space="preserve">● </w:t>
+      </w:r>
+      <w:r>
+        <w:rPr>
+          <w:rFonts w:ascii="Arial" w:cs="Arial" w:eastAsia="Arial" w:hAnsi="Arial"/>
+          <w:color w:val="111827"/>
+          <w:sz w:val="20"/>
+          <w:szCs w:val="20"/>
+        </w:rPr>
+        <w:t xml:space="preserve">**Mastigação:** Coma devagar, mastigando bem os alimentos para facilitar a digestão e aumentar a saciedade.</w:t>
+      </w:r>
+    </w:p>
+    <w:p>
+      <w:pPr>
+        <w:spacing w:after="50" w:before="50"/>
+        <w:ind w:left="400" w:hanging="200"/>
+      </w:pPr>
+      <w:r>
+        <w:rPr>
+          <w:rFonts w:ascii="Arial" w:cs="Arial" w:eastAsia="Arial" w:hAnsi="Arial"/>
+          <w:b/>
+          <w:bCs/>
+          <w:color w:val="40916C"/>
+          <w:sz w:val="20"/>
+          <w:szCs w:val="20"/>
+        </w:rPr>
+        <w:t xml:space="preserve">● </w:t>
+      </w:r>
+      <w:r>
+        <w:rPr>
+          <w:rFonts w:ascii="Arial" w:cs="Arial" w:eastAsia="Arial" w:hAnsi="Arial"/>
+          <w:color w:val="111827"/>
+          <w:sz w:val="20"/>
+          <w:szCs w:val="20"/>
+        </w:rPr>
+        <w:t xml:space="preserve">**Horários:** Tente manter horários regulares para as refeições principais (Café, Almoço, Jantar).</w:t>
+      </w:r>
+    </w:p>
+    <w:p>
+      <w:pPr>
+        <w:spacing w:after="50" w:before="50"/>
+        <w:ind w:left="400" w:hanging="200"/>
+      </w:pPr>
+      <w:r>
+        <w:rPr>
+          <w:rFonts w:ascii="Arial" w:cs="Arial" w:eastAsia="Arial" w:hAnsi="Arial"/>
+          <w:b/>
+          <w:bCs/>
+          <w:color w:val="40916C"/>
+          <w:sz w:val="20"/>
+          <w:szCs w:val="20"/>
+        </w:rPr>
+        <w:t xml:space="preserve">● </w:t>
+      </w:r>
+      <w:r>
+        <w:rPr>
+          <w:rFonts w:ascii="Arial" w:cs="Arial" w:eastAsia="Arial" w:hAnsi="Arial"/>
+          <w:color w:val="111827"/>
+          <w:sz w:val="20"/>
+          <w:szCs w:val="20"/>
+        </w:rPr>
+        <w:t xml:space="preserve">**Hidratação:** Beba pelo menos 2 litros de água por dia, fora das refeições.</w:t>
+      </w:r>
+    </w:p>
+    <w:p>
+      <w:pPr>
+        <w:pBdr>
+          <w:bottom w:val="single" w:color="40916C" w:sz="1"/>
+        </w:pBdr>
+        <w:spacing w:after="150" w:before="300"/>
+      </w:pPr>
+      <w:r>
+        <w:rPr>
+          <w:rFonts w:ascii="Arial" w:cs="Arial" w:eastAsia="Arial" w:hAnsi="Arial"/>
+          <w:b/>
+          <w:bCs/>
+          <w:color w:val="2D6A4F"/>
+          <w:sz w:val="24"/>
+          <w:szCs w:val="24"/>
+        </w:rPr>
+        <w:t xml:space="preserve">2. COMPOSIÇÃO DO PRATO DE ALMOÇO/JANTAR</w:t>
+      </w:r>
+    </w:p>
+    <w:p>
+      <w:pPr>
+        <w:spacing w:after="100" w:before="100"/>
+      </w:pPr>
+      <w:r>
+        <w:rPr>
+          <w:rFonts w:ascii="Arial" w:cs="Arial" w:eastAsia="Arial" w:hAnsi="Arial"/>
+          <w:color w:val="111827"/>
+          <w:sz w:val="20"/>
+          <w:szCs w:val="20"/>
+        </w:rPr>
+        <w:t xml:space="preserve">Um prato equilibrado deve ter a seguinte proporção:</w:t>
+      </w:r>
+    </w:p>
+    <w:p>
+      <w:pPr>
+        <w:spacing w:after="50" w:before="50"/>
+        <w:ind w:left="400" w:hanging="200"/>
+      </w:pPr>
+      <w:r>
+        <w:rPr>
+          <w:rFonts w:ascii="Arial" w:cs="Arial" w:eastAsia="Arial" w:hAnsi="Arial"/>
+          <w:b/>
+          <w:bCs/>
+          <w:color w:val="40916C"/>
+          <w:sz w:val="20"/>
+          <w:szCs w:val="20"/>
+        </w:rPr>
+        <w:t xml:space="preserve">● </w:t>
+      </w:r>
+      <w:r>
+        <w:rPr>
+          <w:rFonts w:ascii="Arial" w:cs="Arial" w:eastAsia="Arial" w:hAnsi="Arial"/>
+          <w:color w:val="111827"/>
+          <w:sz w:val="20"/>
+          <w:szCs w:val="20"/>
+        </w:rPr>
+        <w:t xml:space="preserve">**50% Salada e Legumes:** (Alface, Tomate, Brócolis, Cenoura, etc.)</w:t>
+      </w:r>
+    </w:p>
+    <w:p>
+      <w:pPr>
+        <w:spacing w:after="50" w:before="50"/>
+        <w:ind w:left="400" w:hanging="200"/>
+      </w:pPr>
+      <w:r>
+        <w:rPr>
+          <w:rFonts w:ascii="Arial" w:cs="Arial" w:eastAsia="Arial" w:hAnsi="Arial"/>
+          <w:b/>
+          <w:bCs/>
+          <w:color w:val="40916C"/>
+          <w:sz w:val="20"/>
+          <w:szCs w:val="20"/>
+        </w:rPr>
+        <w:t xml:space="preserve">● </w:t>
+      </w:r>
+      <w:r>
+        <w:rPr>
+          <w:rFonts w:ascii="Arial" w:cs="Arial" w:eastAsia="Arial" w:hAnsi="Arial"/>
+          <w:color w:val="111827"/>
+          <w:sz w:val="20"/>
+          <w:szCs w:val="20"/>
+        </w:rPr>
+        <w:t xml:space="preserve">**25% Proteína:** (Frango, Peixe, Carne Magra, Ovos ou Proteína Vegetal)</w:t>
+      </w:r>
+    </w:p>
+    <w:p>
+      <w:pPr>
+        <w:spacing w:after="50" w:before="50"/>
+        <w:ind w:left="400" w:hanging="200"/>
+      </w:pPr>
+      <w:r>
+        <w:rPr>
+          <w:rFonts w:ascii="Arial" w:cs="Arial" w:eastAsia="Arial" w:hAnsi="Arial"/>
+          <w:b/>
+          <w:bCs/>
+          <w:color w:val="40916C"/>
+          <w:sz w:val="20"/>
+          <w:szCs w:val="20"/>
+        </w:rPr>
+        <w:t xml:space="preserve">● </w:t>
+      </w:r>
+      <w:r>
+        <w:rPr>
+          <w:rFonts w:ascii="Arial" w:cs="Arial" w:eastAsia="Arial" w:hAnsi="Arial"/>
+          <w:color w:val="111827"/>
+          <w:sz w:val="20"/>
+          <w:szCs w:val="20"/>
+        </w:rPr>
+        <w:t xml:space="preserve">**25% Carboidrato:** (Arroz Integral, Batata, Mandioquinha, Feijão, etc.)</w:t>
+      </w:r>
+    </w:p>
+    <w:p>
+      <w:pPr>
+        <w:pBdr>
+          <w:bottom w:val="single" w:color="40916C" w:sz="1"/>
+        </w:pBdr>
+        <w:spacing w:after="150" w:before="300"/>
+      </w:pPr>
+      <w:r>
+        <w:rPr>
+          <w:rFonts w:ascii="Arial" w:cs="Arial" w:eastAsia="Arial" w:hAnsi="Arial"/>
+          <w:b/>
+          <w:bCs/>
+          <w:color w:val="2D6A4F"/>
+          <w:sz w:val="24"/>
+          <w:szCs w:val="24"/>
+        </w:rPr>
+        <w:t xml:space="preserve">3. SUBSTITUIÇÕES INTELIGENTES</w:t>
+      </w:r>
+    </w:p>
+    <w:p>
+      <w:pPr>
+        <w:spacing w:after="100" w:before="100"/>
+      </w:pPr>
+      <w:r>
+        <w:rPr>
+          <w:rFonts w:ascii="Arial" w:cs="Arial" w:eastAsia="Arial" w:hAnsi="Arial"/>
+          <w:b/>
+          <w:bCs/>
+          <w:color w:val="1B4332"/>
+          <w:sz w:val="20"/>
+          <w:szCs w:val="20"/>
+        </w:rPr>
+        <w:t xml:space="preserve">Em vez de...  |  Prefira...  |  Motivo</w:t>
+      </w:r>
+    </w:p>
+    <w:p>
+      <w:pPr>
+        <w:spacing w:after="100" w:before="100"/>
+      </w:pPr>
+      <w:r>
+        <w:rPr>
+          <w:rFonts w:ascii="Arial" w:cs="Arial" w:eastAsia="Arial" w:hAnsi="Arial"/>
+          <w:b/>
+          <w:bCs/>
+          <w:color w:val="1B4332"/>
+          <w:sz w:val="20"/>
+          <w:szCs w:val="20"/>
+        </w:rPr>
+        <w:t xml:space="preserve">Suco de Caixinha  |  Água com Limão ou Chá Gelado  |  Menos açúcar e conservantes</w:t>
+      </w:r>
+    </w:p>
+    <w:p>
+      <w:pPr>
+        <w:spacing w:after="100" w:before="100"/>
+      </w:pPr>
+      <w:r>
+        <w:rPr>
+          <w:rFonts w:ascii="Arial" w:cs="Arial" w:eastAsia="Arial" w:hAnsi="Arial"/>
+          <w:b/>
+          <w:bCs/>
+          <w:color w:val="1B4332"/>
+          <w:sz w:val="20"/>
+          <w:szCs w:val="20"/>
+        </w:rPr>
+        <w:t xml:space="preserve">Pão Branco  |  Pão Integral ou Aveia  |  Maior teor de fibras e saciedade</w:t>
+      </w:r>
+    </w:p>
+    <w:p>
+      <w:pPr>
+        <w:spacing w:after="100" w:before="100"/>
+      </w:pPr>
+      <w:r>
+        <w:rPr>
+          <w:rFonts w:ascii="Arial" w:cs="Arial" w:eastAsia="Arial" w:hAnsi="Arial"/>
+          <w:b/>
+          <w:bCs/>
+          <w:color w:val="1B4332"/>
+          <w:sz w:val="20"/>
+          <w:szCs w:val="20"/>
+        </w:rPr>
+        <w:t xml:space="preserve">Frituras  |  Grelhados, Assados ou Airfryer  |  Menos gordura saturada e calorias</w:t>
+      </w:r>
+    </w:p>
+    <w:p>
+      <w:pPr>
+        <w:pBdr>
+          <w:bottom w:val="single" w:color="40916C" w:sz="1"/>
+        </w:pBdr>
+        <w:spacing w:after="150" w:before="300"/>
+      </w:pPr>
+      <w:r>
+        <w:rPr>
+          <w:rFonts w:ascii="Arial" w:cs="Arial" w:eastAsia="Arial" w:hAnsi="Arial"/>
+          <w:b/>
+          <w:bCs/>
+          <w:color w:val="2D6A4F"/>
+          <w:sz w:val="24"/>
+          <w:szCs w:val="24"/>
+        </w:rPr>
+        <w:t xml:space="preserve">4. DICAS PARA O DIA A DIA</w:t>
+      </w:r>
+    </w:p>
+    <w:p>
+      <w:pPr>
+        <w:spacing w:after="100" w:before="100"/>
+      </w:pPr>
+      <w:r>
+        <w:rPr>
+          <w:rFonts w:ascii="Arial" w:cs="Arial" w:eastAsia="Arial" w:hAnsi="Arial"/>
+          <w:color w:val="111827"/>
+          <w:sz w:val="20"/>
+          <w:szCs w:val="20"/>
+        </w:rPr>
+        <w:t xml:space="preserve">1. **Vá ao mercado sem fome:** Isso evita compras de itens ultraprocessados por impulso.</w:t>
+      </w:r>
+    </w:p>
+    <w:p>
+      <w:pPr>
+        <w:spacing w:after="100" w:before="100"/>
+      </w:pPr>
+      <w:r>
+        <w:rPr>
+          <w:rFonts w:ascii="Arial" w:cs="Arial" w:eastAsia="Arial" w:hAnsi="Arial"/>
+          <w:color w:val="111827"/>
+          <w:sz w:val="20"/>
+          <w:szCs w:val="20"/>
+        </w:rPr>
+        <w:t xml:space="preserve">2. **Prepare suas marmitas:** Organizar as refeições da semana no domingo ajuda a manter a dieta na correria.</w:t>
+      </w:r>
+    </w:p>
+    <w:p>
+      <w:pPr>
+        <w:spacing w:after="100" w:before="100"/>
+      </w:pPr>
+      <w:r>
+        <w:rPr>
+          <w:rFonts w:ascii="Arial" w:cs="Arial" w:eastAsia="Arial" w:hAnsi="Arial"/>
+          <w:color w:val="111827"/>
+          <w:sz w:val="20"/>
+          <w:szCs w:val="20"/>
+        </w:rPr>
+        <w:t xml:space="preserve">3. **Durma Bem:** O sono de qualidade é fundamental para o controle hormonal da fome e da saciedade.</w:t>
+      </w:r>
+    </w:p>
+    <w:p>
+      <w:pPr>
+        <w:spacing w:after="100" w:before="100"/>
+      </w:pPr>
+      <w:r>
+        <w:rPr>
+          <w:rFonts w:ascii="Arial" w:cs="Arial" w:eastAsia="Arial" w:hAnsi="Arial"/>
+          <w:color w:val="111827"/>
+          <w:sz w:val="20"/>
+          <w:szCs w:val="20"/>
+        </w:rPr>
+        <w:t xml:space="preserve">---</w:t>
+      </w:r>
+    </w:p>
+    <w:p>
+      <w:pPr>
+        <w:spacing w:after="100" w:before="100"/>
+        <w:ind w:left="400"/>
+      </w:pPr>
+      <w:r>
+        <w:rPr>
+          <w:rFonts w:ascii="Arial" w:cs="Arial" w:eastAsia="Arial" w:hAnsi="Arial"/>
+          <w:b/>
+          <w:bCs/>
+          <w:color w:val="2D6A4F"/>
+          <w:sz w:val="20"/>
+          <w:szCs w:val="20"/>
+        </w:rPr>
+        <w:t xml:space="preserve">Assinado em: </w:t>
+      </w:r>
+      <w:r>
+        <w:rPr>
+          <w:rFonts w:ascii="Arial" w:cs="Arial" w:eastAsia="Arial" w:hAnsi="Arial"/>
+          <w:i/>
+          <w:iCs/>
+          <w:color w:val="6B7280"/>
+          <w:sz w:val="20"/>
+          <w:szCs w:val="20"/>
+        </w:rPr>
+        <w:t xml:space="preserve">[CIDADE], [DIA] de [MÊS] de [ANO]</w:t>
+      </w:r>
+    </w:p>
+    <w:p>
+      <w:pPr>
+        <w:spacing w:before="600"/>
+      </w:pPr>
+      <w:r>
+        <w:rPr>
+          <w:sz w:val="20"/>
+          <w:szCs w:val="20"/>
+        </w:rPr>
+        <w:t xml:space="preserve"/>
+      </w:r>
+    </w:p>
+    <w:p>
+      <w:pPr>
+        <w:jc w:val="center"/>
+      </w:pPr>
+      <w:r>
+        <w:rPr>
+          <w:sz w:val="20"/>
+          <w:szCs w:val="20"/>
+        </w:rPr>
+        <w:t xml:space="preserve">________________________________________</w:t>
+      </w:r>
+    </w:p>
+    <w:p>
+      <w:pPr>
+        <w:jc w:val="center"/>
+      </w:pPr>
+      <w:r>
+        <w:rPr>
+          <w:i/>
+          <w:iCs/>
+          <w:sz w:val="20"/>
+          <w:szCs w:val="20"/>
+        </w:rPr>
+        <w:t xml:space="preserve">[Assinatura]</w:t>
+      </w:r>
+    </w:p>
+    <w:p>
+      <w:pPr>
+        <w:spacing w:after="100" w:before="100"/>
+      </w:pPr>
+      <w:r>
+        <w:rPr>
+          <w:rFonts w:ascii="Arial" w:cs="Arial" w:eastAsia="Arial" w:hAnsi="Arial"/>
+          <w:color w:val="111827"/>
+          <w:sz w:val="20"/>
+          <w:szCs w:val="20"/>
+        </w:rPr>
+        <w:t xml:space="preserve">**[NOME DO NUTRICIONISTA / PROFISSIONAL]**</w:t>
+      </w:r>
+    </w:p>
+    <w:p>
+      <w:pPr>
+        <w:spacing w:after="100" w:before="100"/>
+      </w:pPr>
+      <w:r>
+        <w:rPr>
+          <w:rFonts w:ascii="Arial" w:cs="Arial" w:eastAsia="Arial" w:hAnsi="Arial"/>
+          <w:color w:val="111827"/>
+          <w:sz w:val="20"/>
+          <w:szCs w:val="20"/>
+        </w:rPr>
+        <w:t xml:space="preserve">CRN: [NÚMERO]</w:t>
       </w:r>
     </w:p>
     <w:sectPr>

--- a/templates/04_nutricao/06_orientacoes_nutricionais.docx
+++ b/templates/04_nutricao/06_orientacoes_nutricionais.docx
@@ -384,70 +384,359 @@
         <w:t xml:space="preserve">3. SUBSTITUIÇÕES INTELIGENTES</w:t>
       </w:r>
     </w:p>
-    <w:p>
-      <w:pPr>
-        <w:spacing w:after="100" w:before="100"/>
-      </w:pPr>
-      <w:r>
-        <w:rPr>
-          <w:rFonts w:ascii="Arial" w:cs="Arial" w:eastAsia="Arial" w:hAnsi="Arial"/>
-          <w:b/>
-          <w:bCs/>
-          <w:color w:val="1B4332"/>
-          <w:sz w:val="20"/>
-          <w:szCs w:val="20"/>
-        </w:rPr>
-        <w:t xml:space="preserve">Em vez de...  |  Prefira...  |  Motivo</w:t>
-      </w:r>
-    </w:p>
-    <w:p>
-      <w:pPr>
-        <w:spacing w:after="100" w:before="100"/>
-      </w:pPr>
-      <w:r>
-        <w:rPr>
-          <w:rFonts w:ascii="Arial" w:cs="Arial" w:eastAsia="Arial" w:hAnsi="Arial"/>
-          <w:b/>
-          <w:bCs/>
-          <w:color w:val="1B4332"/>
-          <w:sz w:val="20"/>
-          <w:szCs w:val="20"/>
-        </w:rPr>
-        <w:t xml:space="preserve">Suco de Caixinha  |  Água com Limão ou Chá Gelado  |  Menos açúcar e conservantes</w:t>
-      </w:r>
-    </w:p>
-    <w:p>
-      <w:pPr>
-        <w:spacing w:after="100" w:before="100"/>
-      </w:pPr>
-      <w:r>
-        <w:rPr>
-          <w:rFonts w:ascii="Arial" w:cs="Arial" w:eastAsia="Arial" w:hAnsi="Arial"/>
-          <w:b/>
-          <w:bCs/>
-          <w:color w:val="1B4332"/>
-          <w:sz w:val="20"/>
-          <w:szCs w:val="20"/>
-        </w:rPr>
-        <w:t xml:space="preserve">Pão Branco  |  Pão Integral ou Aveia  |  Maior teor de fibras e saciedade</w:t>
-      </w:r>
-    </w:p>
-    <w:p>
-      <w:pPr>
-        <w:spacing w:after="100" w:before="100"/>
-      </w:pPr>
-      <w:r>
-        <w:rPr>
-          <w:rFonts w:ascii="Arial" w:cs="Arial" w:eastAsia="Arial" w:hAnsi="Arial"/>
-          <w:b/>
-          <w:bCs/>
-          <w:color w:val="1B4332"/>
-          <w:sz w:val="20"/>
-          <w:szCs w:val="20"/>
-        </w:rPr>
-        <w:t xml:space="preserve">Frituras  |  Grelhados, Assados ou Airfryer  |  Menos gordura saturada e calorias</w:t>
-      </w:r>
-    </w:p>
+    <w:tbl>
+      <w:tblPr>
+        <w:tblW w:type="pct" w:w="100%"/>
+        <w:tblBorders>
+          <w:top w:val="single" w:color="auto" w:sz="4"/>
+          <w:left w:val="single" w:color="auto" w:sz="4"/>
+          <w:bottom w:val="single" w:color="auto" w:sz="4"/>
+          <w:right w:val="single" w:color="auto" w:sz="4"/>
+          <w:insideH w:val="single" w:color="auto" w:sz="4"/>
+          <w:insideV w:val="single" w:color="auto" w:sz="4"/>
+        </w:tblBorders>
+      </w:tblPr>
+      <w:tblGrid>
+        <w:gridCol w:w="100"/>
+        <w:gridCol w:w="100"/>
+        <w:gridCol w:w="100"/>
+      </w:tblGrid>
+      <w:tr>
+        <w:tc>
+          <w:tcPr>
+            <w:shd w:fill="1B4332" w:val="clear"/>
+            <w:tcMar>
+              <w:top w:type="dxa" w:w="100"/>
+              <w:left w:type="dxa" w:w="100"/>
+              <w:bottom w:type="dxa" w:w="100"/>
+              <w:right w:type="dxa" w:w="100"/>
+            </w:tcMar>
+            <w:vAlign w:val="center"/>
+          </w:tcPr>
+          <w:p>
+            <w:pPr>
+              <w:jc w:val="center"/>
+            </w:pPr>
+            <w:r>
+              <w:rPr>
+                <w:rFonts w:ascii="Arial" w:cs="Arial" w:eastAsia="Arial" w:hAnsi="Arial"/>
+                <w:b/>
+                <w:bCs/>
+                <w:color w:val="FFFFFF"/>
+                <w:sz w:val="18"/>
+                <w:szCs w:val="18"/>
+              </w:rPr>
+              <w:t xml:space="preserve">Em vez de...</w:t>
+            </w:r>
+          </w:p>
+        </w:tc>
+        <w:tc>
+          <w:tcPr>
+            <w:shd w:fill="1B4332" w:val="clear"/>
+            <w:tcMar>
+              <w:top w:type="dxa" w:w="100"/>
+              <w:left w:type="dxa" w:w="100"/>
+              <w:bottom w:type="dxa" w:w="100"/>
+              <w:right w:type="dxa" w:w="100"/>
+            </w:tcMar>
+            <w:vAlign w:val="center"/>
+          </w:tcPr>
+          <w:p>
+            <w:pPr>
+              <w:jc w:val="center"/>
+            </w:pPr>
+            <w:r>
+              <w:rPr>
+                <w:rFonts w:ascii="Arial" w:cs="Arial" w:eastAsia="Arial" w:hAnsi="Arial"/>
+                <w:b/>
+                <w:bCs/>
+                <w:color w:val="FFFFFF"/>
+                <w:sz w:val="18"/>
+                <w:szCs w:val="18"/>
+              </w:rPr>
+              <w:t xml:space="preserve">Prefira...</w:t>
+            </w:r>
+          </w:p>
+        </w:tc>
+        <w:tc>
+          <w:tcPr>
+            <w:shd w:fill="1B4332" w:val="clear"/>
+            <w:tcMar>
+              <w:top w:type="dxa" w:w="100"/>
+              <w:left w:type="dxa" w:w="100"/>
+              <w:bottom w:type="dxa" w:w="100"/>
+              <w:right w:type="dxa" w:w="100"/>
+            </w:tcMar>
+            <w:vAlign w:val="center"/>
+          </w:tcPr>
+          <w:p>
+            <w:pPr>
+              <w:jc w:val="center"/>
+            </w:pPr>
+            <w:r>
+              <w:rPr>
+                <w:rFonts w:ascii="Arial" w:cs="Arial" w:eastAsia="Arial" w:hAnsi="Arial"/>
+                <w:b/>
+                <w:bCs/>
+                <w:color w:val="FFFFFF"/>
+                <w:sz w:val="18"/>
+                <w:szCs w:val="18"/>
+              </w:rPr>
+              <w:t xml:space="preserve">Motivo</w:t>
+            </w:r>
+          </w:p>
+        </w:tc>
+      </w:tr>
+      <w:tr>
+        <w:tc>
+          <w:tcPr>
+            <w:tcMar>
+              <w:top w:type="dxa" w:w="100"/>
+              <w:left w:type="dxa" w:w="100"/>
+              <w:bottom w:type="dxa" w:w="100"/>
+              <w:right w:type="dxa" w:w="100"/>
+            </w:tcMar>
+            <w:vAlign w:val="center"/>
+          </w:tcPr>
+          <w:p>
+            <w:pPr>
+              <w:jc w:val="center"/>
+            </w:pPr>
+            <w:r>
+              <w:rPr>
+                <w:rFonts w:ascii="Arial" w:cs="Arial" w:eastAsia="Arial" w:hAnsi="Arial"/>
+                <w:b w:val="false"/>
+                <w:bCs w:val="false"/>
+                <w:color w:val="111827"/>
+                <w:sz w:val="18"/>
+                <w:szCs w:val="18"/>
+              </w:rPr>
+              <w:t xml:space="preserve">Suco de Caixinha</w:t>
+            </w:r>
+          </w:p>
+        </w:tc>
+        <w:tc>
+          <w:tcPr>
+            <w:tcMar>
+              <w:top w:type="dxa" w:w="100"/>
+              <w:left w:type="dxa" w:w="100"/>
+              <w:bottom w:type="dxa" w:w="100"/>
+              <w:right w:type="dxa" w:w="100"/>
+            </w:tcMar>
+            <w:vAlign w:val="center"/>
+          </w:tcPr>
+          <w:p>
+            <w:pPr>
+              <w:jc w:val="center"/>
+            </w:pPr>
+            <w:r>
+              <w:rPr>
+                <w:rFonts w:ascii="Arial" w:cs="Arial" w:eastAsia="Arial" w:hAnsi="Arial"/>
+                <w:b w:val="false"/>
+                <w:bCs w:val="false"/>
+                <w:color w:val="111827"/>
+                <w:sz w:val="18"/>
+                <w:szCs w:val="18"/>
+              </w:rPr>
+              <w:t xml:space="preserve">Água com Limão ou Chá Gelado</w:t>
+            </w:r>
+          </w:p>
+        </w:tc>
+        <w:tc>
+          <w:tcPr>
+            <w:tcMar>
+              <w:top w:type="dxa" w:w="100"/>
+              <w:left w:type="dxa" w:w="100"/>
+              <w:bottom w:type="dxa" w:w="100"/>
+              <w:right w:type="dxa" w:w="100"/>
+            </w:tcMar>
+            <w:vAlign w:val="center"/>
+          </w:tcPr>
+          <w:p>
+            <w:pPr>
+              <w:jc w:val="center"/>
+            </w:pPr>
+            <w:r>
+              <w:rPr>
+                <w:rFonts w:ascii="Arial" w:cs="Arial" w:eastAsia="Arial" w:hAnsi="Arial"/>
+                <w:b w:val="false"/>
+                <w:bCs w:val="false"/>
+                <w:color w:val="111827"/>
+                <w:sz w:val="18"/>
+                <w:szCs w:val="18"/>
+              </w:rPr>
+              <w:t xml:space="preserve">Menos açúcar e conservantes</w:t>
+            </w:r>
+          </w:p>
+        </w:tc>
+      </w:tr>
+      <w:tr>
+        <w:tc>
+          <w:tcPr>
+            <w:tcMar>
+              <w:top w:type="dxa" w:w="100"/>
+              <w:left w:type="dxa" w:w="100"/>
+              <w:bottom w:type="dxa" w:w="100"/>
+              <w:right w:type="dxa" w:w="100"/>
+            </w:tcMar>
+            <w:vAlign w:val="center"/>
+          </w:tcPr>
+          <w:p>
+            <w:pPr>
+              <w:jc w:val="center"/>
+            </w:pPr>
+            <w:r>
+              <w:rPr>
+                <w:rFonts w:ascii="Arial" w:cs="Arial" w:eastAsia="Arial" w:hAnsi="Arial"/>
+                <w:b w:val="false"/>
+                <w:bCs w:val="false"/>
+                <w:color w:val="111827"/>
+                <w:sz w:val="18"/>
+                <w:szCs w:val="18"/>
+              </w:rPr>
+              <w:t xml:space="preserve">Pão Branco</w:t>
+            </w:r>
+          </w:p>
+        </w:tc>
+        <w:tc>
+          <w:tcPr>
+            <w:tcMar>
+              <w:top w:type="dxa" w:w="100"/>
+              <w:left w:type="dxa" w:w="100"/>
+              <w:bottom w:type="dxa" w:w="100"/>
+              <w:right w:type="dxa" w:w="100"/>
+            </w:tcMar>
+            <w:vAlign w:val="center"/>
+          </w:tcPr>
+          <w:p>
+            <w:pPr>
+              <w:jc w:val="center"/>
+            </w:pPr>
+            <w:r>
+              <w:rPr>
+                <w:rFonts w:ascii="Arial" w:cs="Arial" w:eastAsia="Arial" w:hAnsi="Arial"/>
+                <w:b w:val="false"/>
+                <w:bCs w:val="false"/>
+                <w:color w:val="111827"/>
+                <w:sz w:val="18"/>
+                <w:szCs w:val="18"/>
+              </w:rPr>
+              <w:t xml:space="preserve">Pão Integral ou Aveia</w:t>
+            </w:r>
+          </w:p>
+        </w:tc>
+        <w:tc>
+          <w:tcPr>
+            <w:tcMar>
+              <w:top w:type="dxa" w:w="100"/>
+              <w:left w:type="dxa" w:w="100"/>
+              <w:bottom w:type="dxa" w:w="100"/>
+              <w:right w:type="dxa" w:w="100"/>
+            </w:tcMar>
+            <w:vAlign w:val="center"/>
+          </w:tcPr>
+          <w:p>
+            <w:pPr>
+              <w:jc w:val="center"/>
+            </w:pPr>
+            <w:r>
+              <w:rPr>
+                <w:rFonts w:ascii="Arial" w:cs="Arial" w:eastAsia="Arial" w:hAnsi="Arial"/>
+                <w:b w:val="false"/>
+                <w:bCs w:val="false"/>
+                <w:color w:val="111827"/>
+                <w:sz w:val="18"/>
+                <w:szCs w:val="18"/>
+              </w:rPr>
+              <w:t xml:space="preserve">Maior teor de fibras e saciedade</w:t>
+            </w:r>
+          </w:p>
+        </w:tc>
+      </w:tr>
+      <w:tr>
+        <w:tc>
+          <w:tcPr>
+            <w:tcMar>
+              <w:top w:type="dxa" w:w="100"/>
+              <w:left w:type="dxa" w:w="100"/>
+              <w:bottom w:type="dxa" w:w="100"/>
+              <w:right w:type="dxa" w:w="100"/>
+            </w:tcMar>
+            <w:vAlign w:val="center"/>
+          </w:tcPr>
+          <w:p>
+            <w:pPr>
+              <w:jc w:val="center"/>
+            </w:pPr>
+            <w:r>
+              <w:rPr>
+                <w:rFonts w:ascii="Arial" w:cs="Arial" w:eastAsia="Arial" w:hAnsi="Arial"/>
+                <w:b w:val="false"/>
+                <w:bCs w:val="false"/>
+                <w:color w:val="111827"/>
+                <w:sz w:val="18"/>
+                <w:szCs w:val="18"/>
+              </w:rPr>
+              <w:t xml:space="preserve">Frituras</w:t>
+            </w:r>
+          </w:p>
+        </w:tc>
+        <w:tc>
+          <w:tcPr>
+            <w:tcMar>
+              <w:top w:type="dxa" w:w="100"/>
+              <w:left w:type="dxa" w:w="100"/>
+              <w:bottom w:type="dxa" w:w="100"/>
+              <w:right w:type="dxa" w:w="100"/>
+            </w:tcMar>
+            <w:vAlign w:val="center"/>
+          </w:tcPr>
+          <w:p>
+            <w:pPr>
+              <w:jc w:val="center"/>
+            </w:pPr>
+            <w:r>
+              <w:rPr>
+                <w:rFonts w:ascii="Arial" w:cs="Arial" w:eastAsia="Arial" w:hAnsi="Arial"/>
+                <w:b w:val="false"/>
+                <w:bCs w:val="false"/>
+                <w:color w:val="111827"/>
+                <w:sz w:val="18"/>
+                <w:szCs w:val="18"/>
+              </w:rPr>
+              <w:t xml:space="preserve">Grelhados, Assados ou Airfryer</w:t>
+            </w:r>
+          </w:p>
+        </w:tc>
+        <w:tc>
+          <w:tcPr>
+            <w:tcMar>
+              <w:top w:type="dxa" w:w="100"/>
+              <w:left w:type="dxa" w:w="100"/>
+              <w:bottom w:type="dxa" w:w="100"/>
+              <w:right w:type="dxa" w:w="100"/>
+            </w:tcMar>
+            <w:vAlign w:val="center"/>
+          </w:tcPr>
+          <w:p>
+            <w:pPr>
+              <w:jc w:val="center"/>
+            </w:pPr>
+            <w:r>
+              <w:rPr>
+                <w:rFonts w:ascii="Arial" w:cs="Arial" w:eastAsia="Arial" w:hAnsi="Arial"/>
+                <w:b w:val="false"/>
+                <w:bCs w:val="false"/>
+                <w:color w:val="111827"/>
+                <w:sz w:val="18"/>
+                <w:szCs w:val="18"/>
+              </w:rPr>
+              <w:t xml:space="preserve">Menos gordura saturada e calorias</w:t>
+            </w:r>
+          </w:p>
+        </w:tc>
+      </w:tr>
+    </w:tbl>
     <w:p>
       <w:pPr>
         <w:pBdr>
